--- a/Files/05 - Devarim/10 - Nitzavim-Vayailech/5783/Nitzavim-Vayailech 5783.docx
+++ b/Files/05 - Devarim/10 - Nitzavim-Vayailech/5783/Nitzavim-Vayailech 5783.docx
@@ -2105,7 +2105,19 @@
         <w:rPr>
           <w:rFonts w:ascii="Times New Roman" w:hAnsi="Times New Roman" w:cs="Times New Roman"/>
         </w:rPr>
-        <w:t xml:space="preserve"> Herschel Schachter, who told me, and I wrote it in my </w:t>
+        <w:t xml:space="preserve"> Her</w:t>
+      </w:r>
+      <w:r>
+        <w:rPr>
+          <w:rFonts w:ascii="Times New Roman" w:hAnsi="Times New Roman" w:cs="Times New Roman"/>
+        </w:rPr>
+        <w:t>s</w:t>
+      </w:r>
+      <w:r>
+        <w:rPr>
+          <w:rFonts w:ascii="Times New Roman" w:hAnsi="Times New Roman" w:cs="Times New Roman"/>
+        </w:rPr>
+        <w:t xml:space="preserve">hel Schachter, who told me, and I wrote it in my </w:t>
       </w:r>
       <w:r>
         <w:rPr>

--- a/Files/05 - Devarim/10 - Nitzavim-Vayailech/5783/Nitzavim-Vayailech 5783.docx
+++ b/Files/05 - Devarim/10 - Nitzavim-Vayailech/5783/Nitzavim-Vayailech 5783.docx
@@ -4,6 +4,9 @@
   <w:body>
     <w:p>
       <w:pPr>
+        <w:tabs>
+          <w:tab w:val="left" w:pos="4140"/>
+        </w:tabs>
         <w:rPr>
           <w:rFonts w:ascii="Times New Roman" w:hAnsi="Times New Roman" w:cs="Times New Roman"/>
         </w:rPr>
@@ -12,7 +15,19 @@
         <w:rPr>
           <w:rFonts w:ascii="Times New Roman" w:hAnsi="Times New Roman" w:cs="Times New Roman"/>
         </w:rPr>
-        <w:t>Nitzavim/Vayeilech 5783</w:t>
+        <w:t>Nitzavim/</w:t>
+      </w:r>
+      <w:r>
+        <w:rPr>
+          <w:rFonts w:ascii="Times New Roman" w:hAnsi="Times New Roman" w:cs="Times New Roman"/>
+        </w:rPr>
+        <w:t xml:space="preserve">Vayailech </w:t>
+      </w:r>
+      <w:r>
+        <w:rPr>
+          <w:rFonts w:ascii="Times New Roman" w:hAnsi="Times New Roman" w:cs="Times New Roman"/>
+        </w:rPr>
+        <w:t>5783</w:t>
       </w:r>
     </w:p>
     <w:p>
